--- a/assignments/SE Lab - Assignment 5.docx
+++ b/assignments/SE Lab - Assignment 5.docx
@@ -526,6 +526,11 @@
     </w:p>
     <w:p>
       <w:pPr>
+        <w:pStyle w:val="Text"/>
+      </w:pPr>
+    </w:p>
+    <w:p>
+      <w:pPr>
         <w:pStyle w:val="Assignment"/>
         <w:spacing w:after="240"/>
       </w:pPr>
@@ -544,12 +549,7 @@
     </w:p>
     <w:p>
       <w:pPr>
-        <w:pStyle w:val="Heading"/>
-      </w:pPr>
-    </w:p>
-    <w:p>
-      <w:pPr>
-        <w:pStyle w:val="Heading"/>
+        <w:pStyle w:val="Text"/>
       </w:pPr>
     </w:p>
     <w:p>
@@ -584,12 +584,22 @@
         </w:rPr>
         <w:t>Develop sequence diagrams illustrating object interactions and activity diagrams representing workflows for a banking transaction system.</w:t>
       </w:r>
+    </w:p>
+    <w:p>
+      <w:pPr>
+        <w:pStyle w:val="Text"/>
+      </w:pPr>
       <w:r>
+        <w:br w:type="page"/>
+      </w:r>
+    </w:p>
+    <w:p>
+      <w:pPr>
+        <w:pStyle w:val="Heading"/>
         <w:rPr>
           <w:shd w:val="clear" w:color="auto" w:fill="FFFFFF"/>
         </w:rPr>
-        <w:br w:type="page"/>
-      </w:r>
+      </w:pPr>
       <w:r>
         <w:rPr>
           <w:shd w:val="clear" w:color="auto" w:fill="FFFFFF"/>
@@ -601,26 +611,21 @@
         <w:rPr>
           <w:shd w:val="clear" w:color="auto" w:fill="FFFFFF"/>
         </w:rPr>
-        <w:t xml:space="preserve"> DIAGRAM FOR A FINANCIAL FRAUD DETECTION SYSTEM</w:t>
+        <w:t xml:space="preserve"> DIAGRAM</w:t>
       </w:r>
     </w:p>
     <w:p>
       <w:pPr>
-        <w:pStyle w:val="Heading"/>
-        <w:ind w:left="-709"/>
-        <w:rPr>
-          <w:shd w:val="clear" w:color="auto" w:fill="FFFFFF"/>
-        </w:rPr>
+        <w:pStyle w:val="Text"/>
       </w:pPr>
       <w:r>
         <w:rPr>
           <w:noProof/>
-          <w:shd w:val="clear" w:color="auto" w:fill="FFFFFF"/>
         </w:rPr>
         <w:drawing>
-          <wp:inline distT="0" distB="0" distL="0" distR="0" wp14:anchorId="0B64775B" wp14:editId="34743D73">
-            <wp:extent cx="6392525" cy="6235700"/>
-            <wp:effectExtent l="0" t="0" r="8890" b="0"/>
+          <wp:inline distT="0" distB="0" distL="0" distR="0" wp14:anchorId="0B64775B" wp14:editId="166E9A8E">
+            <wp:extent cx="5447323" cy="5313686"/>
+            <wp:effectExtent l="0" t="0" r="1270" b="1270"/>
             <wp:docPr id="399775111" name="Graphic 1"/>
             <wp:cNvGraphicFramePr>
               <a:graphicFrameLocks xmlns:a="http://schemas.openxmlformats.org/drawingml/2006/main" noChangeAspect="1"/>
@@ -647,7 +652,7 @@
                   <pic:spPr>
                     <a:xfrm>
                       <a:off x="0" y="0"/>
-                      <a:ext cx="6395271" cy="6238379"/>
+                      <a:ext cx="5453703" cy="5319910"/>
                     </a:xfrm>
                     <a:prstGeom prst="rect">
                       <a:avLst/>
@@ -662,12 +667,20 @@
     </w:p>
     <w:p>
       <w:pPr>
-        <w:pStyle w:val="Heading"/>
-        <w:jc w:val="center"/>
+        <w:rPr>
+          <w:rFonts w:ascii="Neue Haas Grotesk Text Pro" w:hAnsi="Neue Haas Grotesk Text Pro"/>
+          <w:b/>
+          <w:bCs/>
+          <w:caps/>
+          <w:shd w:val="clear" w:color="auto" w:fill="FFFFFF"/>
+        </w:rPr>
+      </w:pPr>
+      <w:r>
         <w:rPr>
           <w:shd w:val="clear" w:color="auto" w:fill="FFFFFF"/>
         </w:rPr>
-      </w:pPr>
+        <w:br w:type="page"/>
+      </w:r>
     </w:p>
     <w:p>
       <w:pPr>
@@ -676,85 +689,26 @@
           <w:shd w:val="clear" w:color="auto" w:fill="FFFFFF"/>
         </w:rPr>
       </w:pPr>
-    </w:p>
-    <w:p>
-      <w:pPr>
-        <w:pStyle w:val="Heading"/>
-        <w:rPr>
-          <w:shd w:val="clear" w:color="auto" w:fill="FFFFFF"/>
-        </w:rPr>
-      </w:pPr>
-    </w:p>
-    <w:p>
-      <w:pPr>
-        <w:pStyle w:val="Heading"/>
-        <w:rPr>
-          <w:shd w:val="clear" w:color="auto" w:fill="FFFFFF"/>
-        </w:rPr>
-      </w:pPr>
-    </w:p>
-    <w:p>
-      <w:pPr>
-        <w:pStyle w:val="Heading"/>
-        <w:rPr>
-          <w:shd w:val="clear" w:color="auto" w:fill="FFFFFF"/>
-        </w:rPr>
-      </w:pPr>
-    </w:p>
-    <w:p>
-      <w:pPr>
-        <w:pStyle w:val="Heading"/>
-        <w:rPr>
-          <w:shd w:val="clear" w:color="auto" w:fill="FFFFFF"/>
-        </w:rPr>
-      </w:pPr>
-    </w:p>
-    <w:p>
-      <w:pPr>
-        <w:pStyle w:val="Heading"/>
-        <w:rPr>
-          <w:shd w:val="clear" w:color="auto" w:fill="FFFFFF"/>
-        </w:rPr>
-      </w:pPr>
-    </w:p>
-    <w:p>
-      <w:pPr>
-        <w:pStyle w:val="Heading"/>
-        <w:rPr>
-          <w:shd w:val="clear" w:color="auto" w:fill="FFFFFF"/>
-        </w:rPr>
-      </w:pPr>
       <w:r>
         <w:rPr>
           <w:shd w:val="clear" w:color="auto" w:fill="FFFFFF"/>
         </w:rPr>
-        <w:t>OBJECT DIAGRAM FOR A FINANCIAL FRAUD DETECTION SYSTEM</w:t>
+        <w:lastRenderedPageBreak/>
+        <w:t>OBJECT DIAGRAM</w:t>
       </w:r>
     </w:p>
     <w:p>
       <w:pPr>
-        <w:pStyle w:val="Heading"/>
-        <w:rPr>
-          <w:shd w:val="clear" w:color="auto" w:fill="FFFFFF"/>
-        </w:rPr>
-      </w:pPr>
-    </w:p>
-    <w:p>
-      <w:pPr>
-        <w:pStyle w:val="Heading"/>
-        <w:rPr>
-          <w:shd w:val="clear" w:color="auto" w:fill="FFFFFF"/>
-        </w:rPr>
+        <w:pStyle w:val="Text"/>
       </w:pPr>
       <w:r>
         <w:rPr>
           <w:noProof/>
-          <w:shd w:val="clear" w:color="auto" w:fill="FFFFFF"/>
         </w:rPr>
         <w:drawing>
-          <wp:inline distT="0" distB="0" distL="0" distR="0" wp14:anchorId="2CFDCFAC" wp14:editId="7FFB8FBD">
-            <wp:extent cx="8863330" cy="2181860"/>
-            <wp:effectExtent l="0" t="0" r="0" b="8890"/>
+          <wp:inline distT="0" distB="0" distL="0" distR="0" wp14:anchorId="2CFDCFAC" wp14:editId="2813FFB1">
+            <wp:extent cx="5702531" cy="1403776"/>
+            <wp:effectExtent l="0" t="0" r="0" b="6350"/>
             <wp:docPr id="1105552058" name="Graphic 3"/>
             <wp:cNvGraphicFramePr>
               <a:graphicFrameLocks xmlns:a="http://schemas.openxmlformats.org/drawingml/2006/main" noChangeAspect="1"/>
@@ -781,7 +735,7 @@
                   <pic:spPr>
                     <a:xfrm>
                       <a:off x="0" y="0"/>
-                      <a:ext cx="8863330" cy="2181860"/>
+                      <a:ext cx="5722190" cy="1408615"/>
                     </a:xfrm>
                     <a:prstGeom prst="rect">
                       <a:avLst/>
@@ -796,71 +750,11 @@
     </w:p>
     <w:p>
       <w:pPr>
-        <w:pStyle w:val="Heading"/>
-        <w:rPr>
-          <w:shd w:val="clear" w:color="auto" w:fill="FFFFFF"/>
-        </w:rPr>
-      </w:pPr>
-    </w:p>
-    <w:p>
-      <w:pPr>
-        <w:pStyle w:val="Heading"/>
-        <w:rPr>
-          <w:shd w:val="clear" w:color="auto" w:fill="FFFFFF"/>
-        </w:rPr>
-      </w:pPr>
-    </w:p>
-    <w:p>
-      <w:pPr>
-        <w:pStyle w:val="Heading"/>
-        <w:rPr>
-          <w:shd w:val="clear" w:color="auto" w:fill="FFFFFF"/>
-        </w:rPr>
-      </w:pPr>
-    </w:p>
-    <w:p>
-      <w:pPr>
-        <w:pStyle w:val="Heading"/>
-        <w:rPr>
-          <w:shd w:val="clear" w:color="auto" w:fill="FFFFFF"/>
-        </w:rPr>
-      </w:pPr>
-    </w:p>
-    <w:p>
-      <w:pPr>
-        <w:pStyle w:val="Heading"/>
-        <w:rPr>
-          <w:shd w:val="clear" w:color="auto" w:fill="FFFFFF"/>
-        </w:rPr>
-      </w:pPr>
-    </w:p>
-    <w:p>
-      <w:pPr>
-        <w:pStyle w:val="Heading"/>
-        <w:rPr>
-          <w:shd w:val="clear" w:color="auto" w:fill="FFFFFF"/>
-        </w:rPr>
-      </w:pPr>
-    </w:p>
-    <w:p>
-      <w:pPr>
-        <w:pStyle w:val="Heading"/>
-        <w:rPr>
-          <w:shd w:val="clear" w:color="auto" w:fill="FFFFFF"/>
-        </w:rPr>
-      </w:pPr>
-    </w:p>
-    <w:p>
-      <w:pPr>
-        <w:pStyle w:val="Heading"/>
-        <w:rPr>
-          <w:shd w:val="clear" w:color="auto" w:fill="FFFFFF"/>
-        </w:rPr>
+        <w:pStyle w:val="Text"/>
       </w:pPr>
       <w:r>
         <w:rPr>
           <w:noProof/>
-          <w:shd w:val="clear" w:color="auto" w:fill="FFFFFF"/>
         </w:rPr>
         <w:drawing>
           <wp:inline distT="0" distB="0" distL="0" distR="0" wp14:anchorId="795A6B4F" wp14:editId="4F424875">
@@ -5698,6 +5592,7 @@
   <w:style w:type="character" w:default="1" w:styleId="DefaultParagraphFont">
     <w:name w:val="Default Paragraph Font"/>
     <w:uiPriority w:val="1"/>
+    <w:semiHidden/>
     <w:unhideWhenUsed/>
   </w:style>
   <w:style w:type="table" w:default="1" w:styleId="TableNormal">
